--- a/templates/Quote_format_Extended_Warranty_Low_Vtg.docx
+++ b/templates/Quote_format_Extended_Warranty_Low_Vtg.docx
@@ -112,18 +112,10 @@
           <w:sz w:val="22"/>
           <w:szCs w:val="22"/>
         </w:rPr>
-        <w:t>EVTPL/</w:t>
+        <w:t>EVTPL/26-27</w:t>
       </w:r>
       <w:bookmarkStart w:id="0" w:name="_GoBack"/>
       <w:bookmarkEnd w:id="0"/>
-      <w:r>
-        <w:rPr>
-          <w:rFonts w:ascii="Calibri" w:hAnsi="Calibri"/>
-          <w:sz w:val="22"/>
-          <w:szCs w:val="22"/>
-        </w:rPr>
-        <w:t>25-26</w:t>
-      </w:r>
       <w:r>
         <w:rPr>
           <w:rFonts w:ascii="Calibri" w:hAnsi="Calibri"/>
@@ -1773,7 +1765,21 @@
                 <w:sz w:val="22"/>
                 <w:szCs w:val="22"/>
               </w:rPr>
-              <w:t xml:space="preserve">The current Price is based on USD 1: INR 87. </w:t>
+              <w:t xml:space="preserve">The current Price is based on USD 1: INR </w:t>
+            </w:r>
+            <w:r>
+              <w:rPr>
+                <w:sz w:val="22"/>
+                <w:szCs w:val="22"/>
+              </w:rPr>
+              <w:t>{DOLLAR_RATE}</w:t>
+            </w:r>
+            <w:r>
+              <w:rPr>
+                <w:sz w:val="22"/>
+                <w:szCs w:val="22"/>
+              </w:rPr>
+              <w:t xml:space="preserve">. </w:t>
             </w:r>
           </w:p>
           <w:p>
@@ -2542,7 +2548,7 @@
                 <w:szCs w:val="22"/>
                 <w:shd w:val="clear" w:color="auto" w:fill="FFFFFF"/>
               </w:rPr>
-              <w:t>5</w:t>
+              <w:t xml:space="preserve">{EXTENDED_WARRANTY} </w:t>
             </w:r>
             <w:r>
               <w:rPr>
@@ -2551,7 +2557,7 @@
                 <w:szCs w:val="22"/>
                 <w:shd w:val="clear" w:color="auto" w:fill="FFFFFF"/>
               </w:rPr>
-              <w:t xml:space="preserve"> years as per warranty clause Annexure C –Warranty terms &amp; conditions.</w:t>
+              <w:t>years as per warranty clause Annexure C –Warranty terms &amp; conditions.</w:t>
             </w:r>
           </w:p>
         </w:tc>
@@ -2975,16 +2981,17 @@
           <w:rFonts w:ascii="Calibri" w:hAnsi="Calibri"/>
           <w:sz w:val="22"/>
           <w:szCs w:val="22"/>
-        </w:rPr>
-        <w:t>5</w:t>
-      </w:r>
-      <w:r>
-        <w:rPr>
-          <w:rFonts w:ascii="Calibri" w:hAnsi="Calibri"/>
-          <w:sz w:val="22"/>
-          <w:szCs w:val="22"/>
-        </w:rPr>
-        <w:t xml:space="preserve"> years is Subject to the following Additional Conditions:</w:t>
+          <w:shd w:val="clear" w:color="auto" w:fill="FFFFFF"/>
+        </w:rPr>
+        <w:t xml:space="preserve">{EXTENDED_WARRANTY} </w:t>
+      </w:r>
+      <w:r>
+        <w:rPr>
+          <w:rFonts w:ascii="Calibri" w:hAnsi="Calibri"/>
+          <w:sz w:val="22"/>
+          <w:szCs w:val="22"/>
+        </w:rPr>
+        <w:t>years is Subject to the following Additional Conditions:</w:t>
       </w:r>
     </w:p>
     <w:p>
@@ -4128,7 +4135,7 @@
         <v:path o:extrusionok="f" gradientshapeok="t" o:connecttype="rect"/>
         <o:lock v:ext="edit" aspectratio="t"/>
       </v:shapetype>
-      <v:shape id="_x0000_i1029" type="#_x0000_t75" style="width:67.5pt;height:67.5pt;visibility:visible;mso-wrap-style:square" o:bullet="t">
+      <v:shape id="_x0000_i1027" type="#_x0000_t75" style="width:67.5pt;height:67.5pt;visibility:visible;mso-wrap-style:square" o:bullet="t">
         <v:imagedata r:id="rId1" o:title=""/>
       </v:shape>
     </w:pict>
@@ -9096,6 +9103,21 @@
 </file>
 
 <file path=customXml/item1.xml><?xml version="1.0" encoding="utf-8"?>
+<p:properties xmlns:p="http://schemas.microsoft.com/office/2006/metadata/properties" xmlns:xsi="http://www.w3.org/2001/XMLSchema-instance">
+  <documentManagement/>
+</p:properties>
+</file>
+
+<file path=customXml/item2.xml><?xml version="1.0" encoding="utf-8"?>
+<?mso-contentType ?>
+<FormTemplates xmlns="http://schemas.microsoft.com/sharepoint/v3/contenttype/forms">
+  <Display>DocumentLibraryForm</Display>
+  <Edit>DocumentLibraryForm</Edit>
+  <New>DocumentLibraryForm</New>
+</FormTemplates>
+</file>
+
+<file path=customXml/item3.xml><?xml version="1.0" encoding="utf-8"?>
 <ct:contentTypeSchema xmlns:ct="http://schemas.microsoft.com/office/2006/metadata/contentType" xmlns:ma="http://schemas.microsoft.com/office/2006/metadata/properties/metaAttributes" ct:_="" ma:_="" ma:contentTypeName="Document" ma:contentTypeID="0x0101001D15C10228FC8947975F9870E6709E10" ma:contentTypeVersion="12" ma:contentTypeDescription="Create a new document." ma:contentTypeScope="" ma:versionID="9f397cbd210293a217e65f2acf7abe3c">
   <xsd:schema xmlns:xsd="http://www.w3.org/2001/XMLSchema" xmlns:xs="http://www.w3.org/2001/XMLSchema" xmlns:p="http://schemas.microsoft.com/office/2006/metadata/properties" xmlns:ns2="fb2b781a-e873-448f-bf30-e67dc0d4142b" xmlns:ns3="e9cfa731-cee6-488d-b7b2-fa88c28d8296" targetNamespace="http://schemas.microsoft.com/office/2006/metadata/properties" ma:root="true" ma:fieldsID="1a1f3ea794ea226d04218e70e7a461f0" ns2:_="" ns3:_="">
     <xsd:import namespace="fb2b781a-e873-448f-bf30-e67dc0d4142b"/>
@@ -9312,26 +9334,27 @@
 </ct:contentTypeSchema>
 </file>
 
-<file path=customXml/item2.xml><?xml version="1.0" encoding="utf-8"?>
-<?mso-contentType ?>
-<FormTemplates xmlns="http://schemas.microsoft.com/sharepoint/v3/contenttype/forms">
-  <Display>DocumentLibraryForm</Display>
-  <Edit>DocumentLibraryForm</Edit>
-  <New>DocumentLibraryForm</New>
-</FormTemplates>
-</file>
-
-<file path=customXml/item3.xml><?xml version="1.0" encoding="utf-8"?>
-<p:properties xmlns:p="http://schemas.microsoft.com/office/2006/metadata/properties" xmlns:xsi="http://www.w3.org/2001/XMLSchema-instance">
-  <documentManagement/>
-</p:properties>
-</file>
-
 <file path=customXml/item4.xml><?xml version="1.0" encoding="utf-8"?>
 <b:Sources xmlns:b="http://schemas.openxmlformats.org/officeDocument/2006/bibliography" xmlns="http://schemas.openxmlformats.org/officeDocument/2006/bibliography" SelectedStyle="\APASixthEditionOfficeOnline.xsl" StyleName="APA" Version="6"/>
 </file>
 
 <file path=customXml/itemProps1.xml><?xml version="1.0" encoding="utf-8"?>
+<ds:datastoreItem xmlns:ds="http://schemas.openxmlformats.org/officeDocument/2006/customXml" ds:itemID="{1D6F6E4B-1987-4D52-8796-650F9D2A06C3}">
+  <ds:schemaRefs>
+    <ds:schemaRef ds:uri="http://schemas.microsoft.com/office/2006/metadata/properties"/>
+  </ds:schemaRefs>
+</ds:datastoreItem>
+</file>
+
+<file path=customXml/itemProps2.xml><?xml version="1.0" encoding="utf-8"?>
+<ds:datastoreItem xmlns:ds="http://schemas.openxmlformats.org/officeDocument/2006/customXml" ds:itemID="{510CB5F1-7609-41BE-9F1C-18CBF9E7A7F1}">
+  <ds:schemaRefs>
+    <ds:schemaRef ds:uri="http://schemas.microsoft.com/sharepoint/v3/contenttype/forms"/>
+  </ds:schemaRefs>
+</ds:datastoreItem>
+</file>
+
+<file path=customXml/itemProps3.xml><?xml version="1.0" encoding="utf-8"?>
 <ds:datastoreItem xmlns:ds="http://schemas.openxmlformats.org/officeDocument/2006/customXml" ds:itemID="{77DE45BF-B18C-489F-9F32-7744F2C1339A}">
   <ds:schemaRefs>
     <ds:schemaRef ds:uri="http://schemas.microsoft.com/office/2006/metadata/contentType"/>
@@ -9350,24 +9373,8 @@
 </ds:datastoreItem>
 </file>
 
-<file path=customXml/itemProps2.xml><?xml version="1.0" encoding="utf-8"?>
-<ds:datastoreItem xmlns:ds="http://schemas.openxmlformats.org/officeDocument/2006/customXml" ds:itemID="{510CB5F1-7609-41BE-9F1C-18CBF9E7A7F1}">
-  <ds:schemaRefs>
-    <ds:schemaRef ds:uri="http://schemas.microsoft.com/sharepoint/v3/contenttype/forms"/>
-  </ds:schemaRefs>
-</ds:datastoreItem>
-</file>
-
-<file path=customXml/itemProps3.xml><?xml version="1.0" encoding="utf-8"?>
-<ds:datastoreItem xmlns:ds="http://schemas.openxmlformats.org/officeDocument/2006/customXml" ds:itemID="{1D6F6E4B-1987-4D52-8796-650F9D2A06C3}">
-  <ds:schemaRefs>
-    <ds:schemaRef ds:uri="http://schemas.microsoft.com/office/2006/metadata/properties"/>
-  </ds:schemaRefs>
-</ds:datastoreItem>
-</file>
-
 <file path=customXml/itemProps4.xml><?xml version="1.0" encoding="utf-8"?>
-<ds:datastoreItem xmlns:ds="http://schemas.openxmlformats.org/officeDocument/2006/customXml" ds:itemID="{DE173BBC-BF54-4995-AA05-1AB46FB66FE4}">
+<ds:datastoreItem xmlns:ds="http://schemas.openxmlformats.org/officeDocument/2006/customXml" ds:itemID="{CD92970A-9832-48E1-A52C-8224316EAB27}">
   <ds:schemaRefs>
     <ds:schemaRef ds:uri="http://schemas.openxmlformats.org/officeDocument/2006/bibliography"/>
   </ds:schemaRefs>
